--- a/templates/US_TEMPLATE.docx
+++ b/templates/US_TEMPLATE.docx
@@ -555,13 +555,23 @@
                 <w:sz w:val="16"/>
               </w:rPr>
             </w:pPr>
+            <w:proofErr w:type="spellStart"/>
             <w:r>
               <w:rPr>
                 <w:rFonts w:ascii="Verdana" w:hAnsi="Verdana"/>
                 <w:b/>
                 <w:sz w:val="16"/>
               </w:rPr>
-              <w:t>Acoplante:</w:t>
+              <w:t>Acoplante</w:t>
+            </w:r>
+            <w:proofErr w:type="spellEnd"/>
+            <w:r>
+              <w:rPr>
+                <w:rFonts w:ascii="Verdana" w:hAnsi="Verdana"/>
+                <w:b/>
+                <w:sz w:val="16"/>
+              </w:rPr>
+              <w:t>:</w:t>
             </w:r>
           </w:p>
           <w:p>
@@ -1597,8 +1607,20 @@
           <w:szCs w:val="24"/>
           <w:u w:val="none"/>
         </w:rPr>
-        <w:t xml:space="preserve"> Caio Avanzi</w:t>
+        <w:t xml:space="preserve"> Caio </w:t>
       </w:r>
+      <w:proofErr w:type="spellStart"/>
+      <w:r>
+        <w:rPr>
+          <w:rFonts w:cs="Arial"/>
+          <w:i/>
+          <w:sz w:val="24"/>
+          <w:szCs w:val="24"/>
+          <w:u w:val="none"/>
+        </w:rPr>
+        <w:t>Avanzi</w:t>
+      </w:r>
+      <w:proofErr w:type="spellEnd"/>
     </w:p>
     <w:p>
       <w:pPr>
@@ -1712,14 +1734,34 @@
                                 </w:rPr>
                                 <w:t xml:space="preserve">                                    </w:t>
                               </w:r>
+                              <w:proofErr w:type="spellStart"/>
                               <w:r>
                                 <w:rPr>
                                   <w:i/>
                                   <w:sz w:val="16"/>
                                   <w:szCs w:val="16"/>
                                 </w:rPr>
-                                <w:t>Engº Caio Avanzi</w:t>
+                                <w:t>Engº</w:t>
                               </w:r>
+                              <w:proofErr w:type="spellEnd"/>
+                              <w:r>
+                                <w:rPr>
+                                  <w:i/>
+                                  <w:sz w:val="16"/>
+                                  <w:szCs w:val="16"/>
+                                </w:rPr>
+                                <w:t xml:space="preserve"> Caio </w:t>
+                              </w:r>
+                              <w:proofErr w:type="spellStart"/>
+                              <w:r>
+                                <w:rPr>
+                                  <w:i/>
+                                  <w:sz w:val="16"/>
+                                  <w:szCs w:val="16"/>
+                                </w:rPr>
+                                <w:t>Avanzi</w:t>
+                              </w:r>
+                              <w:proofErr w:type="spellEnd"/>
                             </w:p>
                             <w:p>
                               <w:pPr>
@@ -2404,7 +2446,47 @@
         <w:sz w:val="16"/>
         <w:szCs w:val="16"/>
       </w:rPr>
-      <w:t xml:space="preserve"> Eng Caio Avanzi (19)992201378- E-mail caioavanzi@gmail.com</w:t>
+      <w:t xml:space="preserve"> </w:t>
+    </w:r>
+    <w:proofErr w:type="spellStart"/>
+    <w:r>
+      <w:rPr>
+        <w:rFonts w:cs="Arial"/>
+        <w:i/>
+        <w:sz w:val="16"/>
+        <w:szCs w:val="16"/>
+      </w:rPr>
+      <w:t>Eng</w:t>
+    </w:r>
+    <w:proofErr w:type="spellEnd"/>
+    <w:r>
+      <w:rPr>
+        <w:rFonts w:cs="Arial"/>
+        <w:i/>
+        <w:sz w:val="16"/>
+        <w:szCs w:val="16"/>
+      </w:rPr>
+      <w:t xml:space="preserve"> Caio </w:t>
+    </w:r>
+    <w:proofErr w:type="spellStart"/>
+    <w:r>
+      <w:rPr>
+        <w:rFonts w:cs="Arial"/>
+        <w:i/>
+        <w:sz w:val="16"/>
+        <w:szCs w:val="16"/>
+      </w:rPr>
+      <w:t>Avanzi</w:t>
+    </w:r>
+    <w:proofErr w:type="spellEnd"/>
+    <w:r>
+      <w:rPr>
+        <w:rFonts w:cs="Arial"/>
+        <w:i/>
+        <w:sz w:val="16"/>
+        <w:szCs w:val="16"/>
+      </w:rPr>
+      <w:t xml:space="preserve"> (19)992201378- E-mail caioavanzi@gmail.com</w:t>
     </w:r>
     <w:bookmarkEnd w:id="0"/>
     <w:bookmarkEnd w:id="1"/>
